--- a/published/ai-robotics/04_autonomous_agents/03_perception/lecture-content/03_perception-module.docx
+++ b/published/ai-robotics/04_autonomous_agents/03_perception/lecture-content/03_perception-module.docx
@@ -19,7 +19,7 @@
     </w:p>
     <w:p>
       <w:r>
-        <w:t>This module explores Perception . In the Robotics curriculum, we approach this topic with a focus on specific applications and theoretical depth appropriate for the audience. Perception is a critical component of the 8-part Active Inference spine, bridging the gap between [Previous Topic] and [Next Topic].</w:t>
+        <w:t>This module explores Perception . In the Robotics curriculum, we approach this topic with a focus on specific applications and theoretical depth appropriate for the audience. Perception is a critical component of the 8-part Active Inference spine, bridging the gap between Agents and Cognition.</w:t>
       </w:r>
     </w:p>
     <w:p>
@@ -66,9 +66,9 @@
       <w:r>
         <w:t>In Robotics, we see Perception manifest in:</w:t>
         <w:br/>
-        <w:t>* Specific Example 1 : [Add domain-specific example here]</w:t>
+        <w:t>* Specific Example 1 : A self-driving car's perception stack fuses LIDAR point clouds, stereo camera images, and radar returns through a deep-learning-based BEV (bird's-eye view) transformer that outputs a probabilistic occupancy grid and tracked object list; this multi-sensor fusion implements generative model inversion where each sensor modality provides a distinct likelihood function over the scene state, and the network's learned feature representations encode the observation model that maps 3D world states to expected sensor measurements across all modalities simultaneously.</w:t>
         <w:br/>
-        <w:t>* Specific Example 2 : [Add domain-specific example here]</w:t>
+        <w:t>* Specific Example 2 : An autonomous underwater vehicle (AUV) performing pipeline inspection uses forward-looking sonar as its primary perceptual modality in turbid water where cameras fail; the AUV's generative model predicts expected sonar returns given hypothesized pipe positions and orientations, and perception consists of inverting this acoustic model to infer pipe geometry -- when the sonar image deviates from predictions (e.g., a damaged section with unexpected geometry), the prediction error signals an anomaly that triggers closer inspection, demonstrating active perception driven by surprise.</w:t>
       </w:r>
     </w:p>
     <w:p>
